--- a/HARNESS_SDD_BLUEPRINT.docx
+++ b/HARNESS_SDD_BLUEPRINT.docx
@@ -31,7 +31,7 @@
           <w:sz w:val="32"/>
           <w:szCs w:val="32"/>
         </w:rPr>
-        <w:t xml:space="preserve">Master SEO — BigSEO</w:t>
+        <w:t xml:space="preserve">Sistema de Micro-Agentes SEO</w:t>
       </w:r>
     </w:p>
     <w:p>
@@ -219,7 +219,7 @@
           <w:sz w:val="22"/>
           <w:szCs w:val="22"/>
         </w:rPr>
-        <w:t xml:space="preserve">Este documento es la referencia maestra de un sistema de micro-agentes de IA construido sobre el contenido del Master SEO de BigSEO. Cada arnés (harness) es un agente especializado en un único módulo del curso.</w:t>
+        <w:t xml:space="preserve">Este documento es la referencia maestra de un sistema de micro-agentes de IA construido sobre el contenido de un curso de SEO. Cada arnés (harness) es un agente especializado en un único módulo del curso.</w:t>
       </w:r>
     </w:p>
     <w:p>
@@ -2084,7 +2084,7 @@
                 <w:sz w:val="18"/>
                 <w:szCs w:val="18"/>
               </w:rPr>
-              <w:t xml:space="preserve"># Sistema: HARNESS-SDD | Master SEO BigSEO</w:t>
+              <w:t xml:space="preserve"># Sistema: HARNESS-SDD</w:t>
             </w:r>
           </w:p>
           <w:p>
@@ -2168,7 +2168,7 @@
                 <w:sz w:val="18"/>
                 <w:szCs w:val="18"/>
               </w:rPr>
-              <w:t xml:space="preserve">exclusivamente de los archivos del Módulo [N] del Master SEO.</w:t>
+              <w:t xml:space="preserve">exclusivamente de los archivos del Módulo [N] del curso.</w:t>
             </w:r>
           </w:p>
           <w:p>
@@ -2781,7 +2781,7 @@
                 <w:sz w:val="18"/>
                 <w:szCs w:val="18"/>
               </w:rPr>
-              <w:t xml:space="preserve"># Sistema: HARNESS-SDD | Master SEO BigSEO</w:t>
+              <w:t xml:space="preserve"># Sistema: HARNESS-SDD</w:t>
             </w:r>
           </w:p>
           <w:p>
@@ -2851,7 +2851,7 @@
                 <w:sz w:val="18"/>
                 <w:szCs w:val="18"/>
               </w:rPr>
-              <w:t xml:space="preserve">Conoces todos los módulos del Master SEO y sabes qué</w:t>
+              <w:t xml:space="preserve">Conoces todos los módulos del curso y sabes qué</w:t>
             </w:r>
           </w:p>
           <w:p>
@@ -3468,7 +3468,7 @@
                 <w:sz w:val="18"/>
                 <w:szCs w:val="18"/>
               </w:rPr>
-              <w:t xml:space="preserve"># Master SEO BigSEO</w:t>
+              <w:t xml:space="preserve"># Sistema de Micro-Agentes SEO</w:t>
             </w:r>
           </w:p>
           <w:p>
@@ -16281,7 +16281,7 @@
           <w:sz w:val="20"/>
           <w:szCs w:val="20"/>
         </w:rPr>
-        <w:t xml:space="preserve">Sistema HARNESS-SDD — Master SEO BigSEO</w:t>
+        <w:t xml:space="preserve">Sistema HARNESS-SDD — Micro-Agentes SEO</w:t>
       </w:r>
     </w:p>
     <w:p>
